--- a/Nicholas_Major_UX_Resume.docx
+++ b/Nicholas_Major_UX_Resume.docx
@@ -63,6 +63,24 @@
             <w:u w:val="single"/>
           </w:rPr>
           <w:t>linkedin.com/in/nicholas-major</w:t>
+        </w:r>
+      </w:hyperlink>
+      <w:r>
+        <w:rPr>
+          <w:color w:val="444444"/>
+          <w:sz w:val="18"/>
+        </w:rPr>
+        <w:t xml:space="preserve">  |  </w:t>
+      </w:r>
+      <w:hyperlink r:id="rId8">
+        <w:r>
+          <w:rPr>
+            <w:color w:val="0563C1"/>
+            <w:u w:val="single"/>
+            <w:sz w:val="19"/>
+            <w:rFonts w:ascii="Calibri" w:hAnsi="Calibri"/>
+          </w:rPr>
+          <w:t>njmajor246.github.io</w:t>
         </w:r>
       </w:hyperlink>
     </w:p>

--- a/Nicholas_Major_UX_Resume.docx
+++ b/Nicholas_Major_UX_Resume.docx
@@ -72,15 +72,12 @@
         </w:rPr>
         <w:t xml:space="preserve">  |  </w:t>
       </w:r>
-      <w:hyperlink r:id="rId8">
+      <w:hyperlink r:id="rId6" w:history="1">
         <w:r>
           <w:rPr>
-            <w:color w:val="0563C1"/>
-            <w:u w:val="single"/>
-            <w:sz w:val="19"/>
-            <w:rFonts w:ascii="Calibri" w:hAnsi="Calibri"/>
+            <w:rStyle w:val="Hyperlink"/>
           </w:rPr>
-          <w:t>njmajor246.github.io</w:t>
+          <w:t>njmajor.github.io</w:t>
         </w:r>
       </w:hyperlink>
     </w:p>
@@ -178,6 +175,9 @@
       <w:r>
         <w:t>Qualtrics, Prolific, Figma, PsychoPy, GitHub, Trello, Microsoft Office</w:t>
       </w:r>
+      <w:r>
+        <w:t>, SQL</w:t>
+      </w:r>
     </w:p>
     <w:p>
       <w:pPr>
@@ -772,6 +772,7 @@
         <w:spacing w:after="18" w:line="252" w:lineRule="auto"/>
       </w:pPr>
       <w:r>
+        <w:lastRenderedPageBreak/>
         <w:t>Braun, D., Major, N., Marvel, C., Spencer, E., &amp; Arrington, C. (in prep.). Visual search in materials science: Experimental analog of a grain boundary detection task.</w:t>
       </w:r>
     </w:p>
@@ -1530,6 +1531,18 @@
       <w:szCs w:val="20"/>
     </w:rPr>
   </w:style>
+  <w:style w:type="character" w:styleId="FollowedHyperlink">
+    <w:name w:val="FollowedHyperlink"/>
+    <w:basedOn w:val="DefaultParagraphFont"/>
+    <w:uiPriority w:val="99"/>
+    <w:semiHidden/>
+    <w:unhideWhenUsed/>
+    <w:rsid w:val="00A875BE"/>
+    <w:rPr>
+      <w:color w:val="96607D" w:themeColor="followedHyperlink"/>
+      <w:u w:val="single"/>
+    </w:rPr>
+  </w:style>
 </w:styles>
 </file>
 

--- a/Nicholas_Major_UX_Resume.docx
+++ b/Nicholas_Major_UX_Resume.docx
@@ -1,6 +1,6 @@
 
 <file path=word/document.xml><?xml version="1.0" encoding="utf-8"?>
-<w:document xmlns:wpc="http://schemas.microsoft.com/office/word/2010/wordprocessingCanvas" xmlns:cx="http://schemas.microsoft.com/office/drawing/2014/chartex" xmlns:cx1="http://schemas.microsoft.com/office/drawing/2015/9/8/chartex" xmlns:cx2="http://schemas.microsoft.com/office/drawing/2015/10/21/chartex" xmlns:cx3="http://schemas.microsoft.com/office/drawing/2016/5/9/chartex" xmlns:cx4="http://schemas.microsoft.com/office/drawing/2016/5/10/chartex" xmlns:cx5="http://schemas.microsoft.com/office/drawing/2016/5/11/chartex" xmlns:cx6="http://schemas.microsoft.com/office/drawing/2016/5/12/chartex" xmlns:cx7="http://schemas.microsoft.com/office/drawing/2016/5/13/chartex" xmlns:cx8="http://schemas.microsoft.com/office/drawing/2016/5/14/chartex" xmlns:mc="http://schemas.openxmlformats.org/markup-compatibility/2006" xmlns:aink="http://schemas.microsoft.com/office/drawing/2016/ink" xmlns:am3d="http://schemas.microsoft.com/office/drawing/2017/model3d" xmlns:o="urn:schemas-microsoft-com:office:office" xmlns:oel="http://schemas.microsoft.com/office/2019/extlst" xmlns:r="http://schemas.openxmlformats.org/officeDocument/2006/relationships" xmlns:m="http://schemas.openxmlformats.org/officeDocument/2006/math" xmlns:v="urn:schemas-microsoft-com:vml" xmlns:wp14="http://schemas.microsoft.com/office/word/2010/wordprocessingDrawing" xmlns:wp="http://schemas.openxmlformats.org/drawingml/2006/wordprocessingDrawing" xmlns:w10="urn:schemas-microsoft-com:office:word" xmlns:w="http://schemas.openxmlformats.org/wordprocessingml/2006/main" xmlns:w14="http://schemas.microsoft.com/office/word/2010/wordml" xmlns:w15="http://schemas.microsoft.com/office/word/2012/wordml" xmlns:w16cex="http://schemas.microsoft.com/office/word/2018/wordml/cex" xmlns:w16cid="http://schemas.microsoft.com/office/word/2016/wordml/cid" xmlns:w16="http://schemas.microsoft.com/office/word/2018/wordml" xmlns:w16du="http://schemas.microsoft.com/office/word/2023/wordml/word16du" xmlns:w16sdtdh="http://schemas.microsoft.com/office/word/2020/wordml/sdtdatahash" xmlns:w16sdtfl="http://schemas.microsoft.com/office/word/2024/wordml/sdtformatlock" xmlns:w16se="http://schemas.microsoft.com/office/word/2015/wordml/symex" xmlns:wpg="http://schemas.microsoft.com/office/word/2010/wordprocessingGroup" xmlns:wpi="http://schemas.microsoft.com/office/word/2010/wordprocessingInk" xmlns:wne="http://schemas.microsoft.com/office/word/2006/wordml" xmlns:wps="http://schemas.microsoft.com/office/word/2010/wordprocessingShape" mc:Ignorable="w14 w15 w16se w16cid w16 w16cex w16sdtdh w16sdtfl w16du wp14">
+<w:document xmlns:wpc="http://schemas.microsoft.com/office/word/2010/wordprocessingCanvas" xmlns:cx="http://schemas.microsoft.com/office/drawing/2014/chartex" xmlns:cx1="http://schemas.microsoft.com/office/drawing/2015/9/8/chartex" xmlns:cx2="http://schemas.microsoft.com/office/drawing/2015/10/21/chartex" xmlns:cx3="http://schemas.microsoft.com/office/drawing/2016/5/9/chartex" xmlns:cx4="http://schemas.microsoft.com/office/drawing/2016/5/10/chartex" xmlns:cx5="http://schemas.microsoft.com/office/drawing/2016/5/11/chartex" xmlns:cx6="http://schemas.microsoft.com/office/drawing/2016/5/12/chartex" xmlns:cx7="http://schemas.microsoft.com/office/drawing/2016/5/13/chartex" xmlns:cx8="http://schemas.microsoft.com/office/drawing/2016/5/14/chartex" xmlns:mc="http://schemas.openxmlformats.org/markup-compatibility/2006" xmlns:aink="http://schemas.microsoft.com/office/drawing/2016/ink" xmlns:am3d="http://schemas.microsoft.com/office/drawing/2017/model3d" xmlns:o="urn:schemas-microsoft-com:office:office" xmlns:oel="http://schemas.microsoft.com/office/2019/extlst" xmlns:r="http://schemas.openxmlformats.org/officeDocument/2006/relationships" xmlns:m="http://schemas.openxmlformats.org/officeDocument/2006/math" xmlns:v="urn:schemas-microsoft-com:vml" xmlns:wp14="http://schemas.microsoft.com/office/word/2010/wordprocessingDrawing" xmlns:wp="http://schemas.openxmlformats.org/drawingml/2006/wordprocessingDrawing" xmlns:w10="urn:schemas-microsoft-com:office:word" xmlns:w="http://schemas.openxmlformats.org/wordprocessingml/2006/main" xmlns:w14="http://schemas.microsoft.com/office/word/2010/wordml" xmlns:w15="http://schemas.microsoft.com/office/word/2012/wordml" xmlns:w16cei="http://schemas.microsoft.com/office/word/2026/wordml/cei" xmlns:w16cex="http://schemas.microsoft.com/office/word/2018/wordml/cex" xmlns:w16cid="http://schemas.microsoft.com/office/word/2016/wordml/cid" xmlns:w16="http://schemas.microsoft.com/office/word/2018/wordml" xmlns:w16du="http://schemas.microsoft.com/office/word/2023/wordml/word16du" xmlns:w16sdtdh="http://schemas.microsoft.com/office/word/2020/wordml/sdtdatahash" xmlns:w16sdtfl="http://schemas.microsoft.com/office/word/2024/wordml/sdtformatlock" xmlns:w16se="http://schemas.microsoft.com/office/word/2015/wordml/symex" xmlns:wpg="http://schemas.microsoft.com/office/word/2010/wordprocessingGroup" xmlns:wpi="http://schemas.microsoft.com/office/word/2010/wordprocessingInk" xmlns:wne="http://schemas.microsoft.com/office/word/2006/wordml" xmlns:wps="http://schemas.microsoft.com/office/word/2010/wordprocessingShape" mc:Ignorable="w14 w15 w16se w16cid w16 w16cex w16sdtdh w16sdtfl w16du wp14">
   <w:body>
     <w:p>
       <w:pPr>
@@ -34,7 +34,7 @@
           <w:sz w:val="19"/>
           <w:szCs w:val="19"/>
         </w:rPr>
-        <w:t>UX Researcher  ·  M.S. in Psychology</w:t>
+        <w:t>Researcher  ·  M.S. in Psychology</w:t>
       </w:r>
     </w:p>
     <w:p>
@@ -94,7 +94,35 @@
           <w:sz w:val="18"/>
           <w:szCs w:val="18"/>
         </w:rPr>
-        <w:t>Mixed-methods researcher with 4+ years designing and running human-subjects studies — usability testing, controlled experiments, and large-scale surveys — and translating findings into design and product recommendations. Experienced collaborating with engineers and cross-functional teams and communicating insights to technical and non-technical stakeholders.</w:t>
+        <w:t>Mixed-methods researcher with 4+ years designing and running human-subjects studies</w:t>
+      </w:r>
+      <w:r>
+        <w:rPr>
+          <w:sz w:val="18"/>
+          <w:szCs w:val="18"/>
+        </w:rPr>
+        <w:t xml:space="preserve">, including </w:t>
+      </w:r>
+      <w:r>
+        <w:rPr>
+          <w:sz w:val="18"/>
+          <w:szCs w:val="18"/>
+        </w:rPr>
+        <w:t>usability testing, controlled experiments, and large-scale surveys</w:t>
+      </w:r>
+      <w:r>
+        <w:rPr>
+          <w:sz w:val="18"/>
+          <w:szCs w:val="18"/>
+        </w:rPr>
+        <w:t>,</w:t>
+      </w:r>
+      <w:r>
+        <w:rPr>
+          <w:sz w:val="18"/>
+          <w:szCs w:val="18"/>
+        </w:rPr>
+        <w:t xml:space="preserve"> and translating findings into design and product recommendations. Experienced collaborating with engineers and cross-functional teams and communicating insights to technical and non-technical stakeholders.</w:t>
       </w:r>
     </w:p>
     <w:p>
@@ -239,7 +267,21 @@
           <w:sz w:val="21"/>
           <w:szCs w:val="21"/>
         </w:rPr>
-        <w:t xml:space="preserve">  |  Lehigh University — Bethlehem, PA</w:t>
+        <w:t xml:space="preserve">  |  Lehigh University</w:t>
+      </w:r>
+      <w:r>
+        <w:rPr>
+          <w:sz w:val="21"/>
+          <w:szCs w:val="21"/>
+        </w:rPr>
+        <w:t>,</w:t>
+      </w:r>
+      <w:r>
+        <w:rPr>
+          <w:sz w:val="21"/>
+          <w:szCs w:val="21"/>
+        </w:rPr>
+        <w:t xml:space="preserve"> Bethlehem, PA</w:t>
       </w:r>
       <w:r>
         <w:rPr>
@@ -344,7 +386,21 @@
           <w:sz w:val="21"/>
           <w:szCs w:val="21"/>
         </w:rPr>
-        <w:t xml:space="preserve">  |  Lehigh University — Bethlehem, PA</w:t>
+        <w:t xml:space="preserve">  |  Lehigh University</w:t>
+      </w:r>
+      <w:r>
+        <w:rPr>
+          <w:sz w:val="21"/>
+          <w:szCs w:val="21"/>
+        </w:rPr>
+        <w:t>,</w:t>
+      </w:r>
+      <w:r>
+        <w:rPr>
+          <w:sz w:val="21"/>
+          <w:szCs w:val="21"/>
+        </w:rPr>
+        <w:t xml:space="preserve"> Bethlehem, PA</w:t>
       </w:r>
       <w:r>
         <w:rPr>
@@ -446,7 +502,21 @@
           <w:sz w:val="21"/>
           <w:szCs w:val="21"/>
         </w:rPr>
-        <w:t xml:space="preserve">  |  Lehigh University — Bethlehem, PA</w:t>
+        <w:t xml:space="preserve">  |  Lehigh University</w:t>
+      </w:r>
+      <w:r>
+        <w:rPr>
+          <w:sz w:val="21"/>
+          <w:szCs w:val="21"/>
+        </w:rPr>
+        <w:t>,</w:t>
+      </w:r>
+      <w:r>
+        <w:rPr>
+          <w:sz w:val="21"/>
+          <w:szCs w:val="21"/>
+        </w:rPr>
+        <w:t xml:space="preserve"> Bethlehem, PA</w:t>
       </w:r>
       <w:r>
         <w:rPr>
@@ -591,7 +661,13 @@
         <w:spacing w:after="18" w:line="252" w:lineRule="auto"/>
       </w:pPr>
       <w:r>
-        <w:t xml:space="preserve">Designing and developing a video game solo — game systems, code, art, music, </w:t>
+        <w:t>Designing and developing a video game solo</w:t>
+      </w:r>
+      <w:r>
+        <w:t>:</w:t>
+      </w:r>
+      <w:r>
+        <w:t xml:space="preserve"> game systems, code, art, music, </w:t>
       </w:r>
       <w:r>
         <w:t xml:space="preserve">and </w:t>
@@ -652,7 +728,25 @@
           <w:sz w:val="21"/>
           <w:szCs w:val="21"/>
         </w:rPr>
-        <w:t>M.S., Psychology — GPA: 3.87</w:t>
+        <w:t>M.S., Psychology</w:t>
+      </w:r>
+      <w:r>
+        <w:rPr>
+          <w:b/>
+          <w:bCs/>
+          <w:sz w:val="21"/>
+          <w:szCs w:val="21"/>
+        </w:rPr>
+        <w:t>,</w:t>
+      </w:r>
+      <w:r>
+        <w:rPr>
+          <w:b/>
+          <w:bCs/>
+          <w:sz w:val="21"/>
+          <w:szCs w:val="21"/>
+        </w:rPr>
+        <w:t xml:space="preserve"> GPA: 3.87</w:t>
       </w:r>
       <w:r>
         <w:rPr>
@@ -687,7 +781,25 @@
           <w:sz w:val="21"/>
           <w:szCs w:val="21"/>
         </w:rPr>
-        <w:t>B.S., Psychology — GPA: 3.93, summa cum laude</w:t>
+        <w:t>B.S., Psychology</w:t>
+      </w:r>
+      <w:r>
+        <w:rPr>
+          <w:b/>
+          <w:bCs/>
+          <w:sz w:val="21"/>
+          <w:szCs w:val="21"/>
+        </w:rPr>
+        <w:t>,</w:t>
+      </w:r>
+      <w:r>
+        <w:rPr>
+          <w:b/>
+          <w:bCs/>
+          <w:sz w:val="21"/>
+          <w:szCs w:val="21"/>
+        </w:rPr>
+        <w:t xml:space="preserve"> GPA: 3.93, summa cum laude</w:t>
       </w:r>
       <w:r>
         <w:rPr>
@@ -722,7 +834,34 @@
           <w:sz w:val="21"/>
           <w:szCs w:val="21"/>
         </w:rPr>
-        <w:t>A.A., Liberal Arts, Psychology — summa cum laude</w:t>
+        <w:t>A.A., Liberal Arts, Psychology</w:t>
+      </w:r>
+      <w:r>
+        <w:rPr>
+          <w:b/>
+          <w:bCs/>
+          <w:sz w:val="21"/>
+          <w:szCs w:val="21"/>
+        </w:rPr>
+        <w:t>,</w:t>
+      </w:r>
+      <w:r>
+        <w:rPr>
+          <w:b/>
+          <w:bCs/>
+          <w:sz w:val="21"/>
+          <w:szCs w:val="21"/>
+        </w:rPr>
+        <w:t xml:space="preserve"> GPA: 3.98,</w:t>
+      </w:r>
+      <w:r>
+        <w:rPr>
+          <w:b/>
+          <w:bCs/>
+          <w:sz w:val="21"/>
+          <w:szCs w:val="21"/>
+        </w:rPr>
+        <w:t xml:space="preserve"> summa cum laude</w:t>
       </w:r>
       <w:r>
         <w:rPr>
@@ -772,7 +911,6 @@
         <w:spacing w:after="18" w:line="252" w:lineRule="auto"/>
       </w:pPr>
       <w:r>
-        <w:lastRenderedPageBreak/>
         <w:t>Braun, D., Major, N., Marvel, C., Spencer, E., &amp; Arrington, C. (in prep.). Visual search in materials science: Experimental analog of a grain boundary detection task.</w:t>
       </w:r>
     </w:p>
@@ -787,7 +925,7 @@
 </file>
 
 <file path=word/numbering.xml><?xml version="1.0" encoding="utf-8"?>
-<w:numbering xmlns:wpc="http://schemas.microsoft.com/office/word/2010/wordprocessingCanvas" xmlns:cx="http://schemas.microsoft.com/office/drawing/2014/chartex" xmlns:cx1="http://schemas.microsoft.com/office/drawing/2015/9/8/chartex" xmlns:cx2="http://schemas.microsoft.com/office/drawing/2015/10/21/chartex" xmlns:cx3="http://schemas.microsoft.com/office/drawing/2016/5/9/chartex" xmlns:cx4="http://schemas.microsoft.com/office/drawing/2016/5/10/chartex" xmlns:cx5="http://schemas.microsoft.com/office/drawing/2016/5/11/chartex" xmlns:cx6="http://schemas.microsoft.com/office/drawing/2016/5/12/chartex" xmlns:cx7="http://schemas.microsoft.com/office/drawing/2016/5/13/chartex" xmlns:cx8="http://schemas.microsoft.com/office/drawing/2016/5/14/chartex" xmlns:mc="http://schemas.openxmlformats.org/markup-compatibility/2006" xmlns:aink="http://schemas.microsoft.com/office/drawing/2016/ink" xmlns:am3d="http://schemas.microsoft.com/office/drawing/2017/model3d" xmlns:o="urn:schemas-microsoft-com:office:office" xmlns:oel="http://schemas.microsoft.com/office/2019/extlst" xmlns:r="http://schemas.openxmlformats.org/officeDocument/2006/relationships" xmlns:m="http://schemas.openxmlformats.org/officeDocument/2006/math" xmlns:v="urn:schemas-microsoft-com:vml" xmlns:wp14="http://schemas.microsoft.com/office/word/2010/wordprocessingDrawing" xmlns:wp="http://schemas.openxmlformats.org/drawingml/2006/wordprocessingDrawing" xmlns:w10="urn:schemas-microsoft-com:office:word" xmlns:w="http://schemas.openxmlformats.org/wordprocessingml/2006/main" xmlns:w14="http://schemas.microsoft.com/office/word/2010/wordml" xmlns:w15="http://schemas.microsoft.com/office/word/2012/wordml" xmlns:w16cex="http://schemas.microsoft.com/office/word/2018/wordml/cex" xmlns:w16cid="http://schemas.microsoft.com/office/word/2016/wordml/cid" xmlns:w16="http://schemas.microsoft.com/office/word/2018/wordml" xmlns:w16du="http://schemas.microsoft.com/office/word/2023/wordml/word16du" xmlns:w16sdtdh="http://schemas.microsoft.com/office/word/2020/wordml/sdtdatahash" xmlns:w16sdtfl="http://schemas.microsoft.com/office/word/2024/wordml/sdtformatlock" xmlns:w16se="http://schemas.microsoft.com/office/word/2015/wordml/symex" xmlns:wpg="http://schemas.microsoft.com/office/word/2010/wordprocessingGroup" xmlns:wpi="http://schemas.microsoft.com/office/word/2010/wordprocessingInk" xmlns:wne="http://schemas.microsoft.com/office/word/2006/wordml" xmlns:wps="http://schemas.microsoft.com/office/word/2010/wordprocessingShape" mc:Ignorable="w14 w15 w16se w16cid w16 w16cex w16sdtdh w16sdtfl w16du wp14">
+<w:numbering xmlns:wpc="http://schemas.microsoft.com/office/word/2010/wordprocessingCanvas" xmlns:cx="http://schemas.microsoft.com/office/drawing/2014/chartex" xmlns:cx1="http://schemas.microsoft.com/office/drawing/2015/9/8/chartex" xmlns:cx2="http://schemas.microsoft.com/office/drawing/2015/10/21/chartex" xmlns:cx3="http://schemas.microsoft.com/office/drawing/2016/5/9/chartex" xmlns:cx4="http://schemas.microsoft.com/office/drawing/2016/5/10/chartex" xmlns:cx5="http://schemas.microsoft.com/office/drawing/2016/5/11/chartex" xmlns:cx6="http://schemas.microsoft.com/office/drawing/2016/5/12/chartex" xmlns:cx7="http://schemas.microsoft.com/office/drawing/2016/5/13/chartex" xmlns:cx8="http://schemas.microsoft.com/office/drawing/2016/5/14/chartex" xmlns:mc="http://schemas.openxmlformats.org/markup-compatibility/2006" xmlns:aink="http://schemas.microsoft.com/office/drawing/2016/ink" xmlns:am3d="http://schemas.microsoft.com/office/drawing/2017/model3d" xmlns:o="urn:schemas-microsoft-com:office:office" xmlns:oel="http://schemas.microsoft.com/office/2019/extlst" xmlns:r="http://schemas.openxmlformats.org/officeDocument/2006/relationships" xmlns:m="http://schemas.openxmlformats.org/officeDocument/2006/math" xmlns:v="urn:schemas-microsoft-com:vml" xmlns:wp14="http://schemas.microsoft.com/office/word/2010/wordprocessingDrawing" xmlns:wp="http://schemas.openxmlformats.org/drawingml/2006/wordprocessingDrawing" xmlns:w10="urn:schemas-microsoft-com:office:word" xmlns:w="http://schemas.openxmlformats.org/wordprocessingml/2006/main" xmlns:w14="http://schemas.microsoft.com/office/word/2010/wordml" xmlns:w15="http://schemas.microsoft.com/office/word/2012/wordml" xmlns:w16cei="http://schemas.microsoft.com/office/word/2026/wordml/cei" xmlns:w16cex="http://schemas.microsoft.com/office/word/2018/wordml/cex" xmlns:w16cid="http://schemas.microsoft.com/office/word/2016/wordml/cid" xmlns:w16="http://schemas.microsoft.com/office/word/2018/wordml" xmlns:w16du="http://schemas.microsoft.com/office/word/2023/wordml/word16du" xmlns:w16sdtdh="http://schemas.microsoft.com/office/word/2020/wordml/sdtdatahash" xmlns:w16sdtfl="http://schemas.microsoft.com/office/word/2024/wordml/sdtformatlock" xmlns:w16se="http://schemas.microsoft.com/office/word/2015/wordml/symex" xmlns:wpg="http://schemas.microsoft.com/office/word/2010/wordprocessingGroup" xmlns:wpi="http://schemas.microsoft.com/office/word/2010/wordprocessingInk" xmlns:wne="http://schemas.microsoft.com/office/word/2006/wordml" xmlns:wps="http://schemas.microsoft.com/office/word/2010/wordprocessingShape" mc:Ignorable="w14 w15 w16se w16cid w16 w16cex w16sdtdh w16sdtfl w16du wp14">
   <w:abstractNum w:abstractNumId="0" w15:restartNumberingAfterBreak="0">
     <w:nsid w:val="25FA100C"/>
     <w:multiLevelType w:val="hybridMultilevel"/>
